--- a/static/downloads/contract_A3.docx
+++ b/static/downloads/contract_A3.docx
@@ -38,7 +38,7 @@
           <w:b w:val="0"/>
           <w:sz w:val="20"/>
         </w:rPr>
-        <w:t>OOO건설(주) (이하 "발주자"라 한다)와 OOO가공(주) (이하 "수급자"라 한다)는 "발주자" 소유 공장 내에서의 강구조물 가공제작 및 도장 역무의 수행에 관하여 다음과 같이 계약한다.</w:t>
+        <w:t>(주)OOOO (이하 "발주자"라 한다)와 OOO가공(주) (이하 "수급자"라 한다)는 "발주자" 소유 공장 내에서의 강구조물 가공제작 및 도장 역무의 수행에 관하여 다음과 같이 계약한다.</w:t>
       </w:r>
     </w:p>
     <w:p>
@@ -181,7 +181,7 @@
           <w:b/>
           <w:sz w:val="22"/>
         </w:rPr>
-        <w:t>제3조 (계약의 법적 성격 ★건산법 방어 핵심조항)</w:t>
+        <w:t>제3조 (계약의 법적 성격)</w:t>
       </w:r>
     </w:p>
     <w:p>
@@ -230,10 +230,10 @@
       <w:r>
         <w:rPr>
           <w:rFonts w:ascii="나눔고딕" w:hAnsi="나눔고딕" w:eastAsia="나눔고딕"/>
-          <w:b/>
-          <w:sz w:val="22"/>
+          <w:b w:val="0"/>
+          <w:sz w:val="20"/>
         </w:rPr>
-        <w:t>제4조 (자재·설비의 제공)</w:t>
+        <w:t>4조 (자재·설비의 제공)</w:t>
       </w:r>
     </w:p>
     <w:p>
@@ -285,7 +285,7 @@
           <w:b/>
           <w:sz w:val="22"/>
         </w:rPr>
-        <w:t>제5조 (품질 관리 ★전문건설사 보호조항)</w:t>
+        <w:t>제5조 (품질 관리)</w:t>
       </w:r>
     </w:p>
     <w:p>
@@ -704,17 +704,13 @@
               <w:t>[발주자 / 甲]</w:t>
               <w:br/>
               <w:br/>
+              <w:t>상   호 : 주식회사 OOOO</w:t>
               <w:br/>
-              <w:t xml:space="preserve">                            상   호 : OOO건설 주식회사</w:t>
+              <w:t>주   소 : 서울특별시 OO구 OO로 OO</w:t>
               <w:br/>
+              <w:t>대표자 :    홍 대 표    (인)</w:t>
               <w:br/>
-              <w:t xml:space="preserve">                            주   소 : 서울특별시 OO구 OO로 OO</w:t>
-              <w:br/>
-              <w:br/>
-              <w:t xml:space="preserve">                            대표자 :    홍 대 표    (인)</w:t>
-              <w:br/>
-              <w:br/>
-              <w:t xml:space="preserve">                            공장 소재지 : 경기도 OO시 OO산업단지 OO</w:t>
+              <w:t>공장 소재지 : 경기도 OO시 OO산업단지 OO</w:t>
             </w:r>
           </w:p>
         </w:tc>
@@ -733,17 +729,13 @@
               <w:t>[수급자 / 乙]</w:t>
               <w:br/>
               <w:br/>
+              <w:t>상   호 : OOO가공 주식회사 (또는 OOO도장)</w:t>
               <w:br/>
-              <w:t xml:space="preserve">                            상   호 : OOO가공 주식회사 (또는 OOO도장)</w:t>
+              <w:t>주   소 : 경기도 OO시 OO구 OO로 OO</w:t>
               <w:br/>
+              <w:t>대표자 :    박 가 공    (인)</w:t>
               <w:br/>
-              <w:t xml:space="preserve">                            주   소 : 경기도 OO시 OO구 OO로 OO</w:t>
-              <w:br/>
-              <w:br/>
-              <w:t xml:space="preserve">                            대표자 :    박 가 공    (인)</w:t>
-              <w:br/>
-              <w:br/>
-              <w:t xml:space="preserve">                            사업자등록번호 : 123-45-67890</w:t>
+              <w:t>사업자등록번호 : 123-45-67890</w:t>
             </w:r>
           </w:p>
         </w:tc>

--- a/static/downloads/contract_A3.docx
+++ b/static/downloads/contract_A3.docx
@@ -32,6 +32,11 @@
       <w:pPr>
         <w:spacing w:after="40" w:line="320" w:lineRule="exact"/>
       </w:pPr>
+    </w:p>
+    <w:p>
+      <w:pPr>
+        <w:spacing w:after="40" w:line="320" w:lineRule="exact"/>
+      </w:pPr>
       <w:r>
         <w:rPr>
           <w:rFonts w:ascii="나눔고딕" w:hAnsi="나눔고딕" w:eastAsia="나눔고딕"/>
@@ -40,6 +45,11 @@
         </w:rPr>
         <w:t>(주)OOOO (이하 "발주자"라 한다)와 OOO가공(주) (이하 "수급자"라 한다)는 "발주자" 소유 공장 내에서의 강구조물 가공제작 및 도장 역무의 수행에 관하여 다음과 같이 계약한다.</w:t>
       </w:r>
+    </w:p>
+    <w:p>
+      <w:pPr>
+        <w:spacing w:after="40" w:line="320" w:lineRule="exact"/>
+      </w:pPr>
     </w:p>
     <w:p>
       <w:pPr>
@@ -66,6 +76,11 @@
         </w:rPr>
         <w:t>본 계약은 "발주자"가 자체 보유한 제작공장(이하 "사내공장") 내에서, "수급자"가 특정 가공 공정(절단, 용접, 조립, 도장 등)의 역무를 수행하는 조건을 규정함을 목적으로 한다.</w:t>
       </w:r>
+    </w:p>
+    <w:p>
+      <w:pPr>
+        <w:spacing w:after="40" w:line="320" w:lineRule="exact"/>
+      </w:pPr>
     </w:p>
     <w:p>
       <w:pPr>
@@ -175,6 +190,11 @@
       <w:pPr>
         <w:spacing w:after="40" w:line="320" w:lineRule="exact"/>
       </w:pPr>
+    </w:p>
+    <w:p>
+      <w:pPr>
+        <w:spacing w:after="40" w:line="320" w:lineRule="exact"/>
+      </w:pPr>
       <w:r>
         <w:rPr>
           <w:rFonts w:ascii="나눔고딕" w:hAnsi="나눔고딕" w:eastAsia="나눔고딕"/>
@@ -222,6 +242,11 @@
         </w:rPr>
         <w:t>③ "수급자"의 종업원은 "발주자"의 사내공장 출입 시 "발주자"가 발급하는 출입증을 패용하고, "발주자"의 공장장(또는 생산관리 책임자)의 공정 지시·품질 감독에 따른다.</w:t>
       </w:r>
+    </w:p>
+    <w:p>
+      <w:pPr>
+        <w:spacing w:after="40" w:line="320" w:lineRule="exact"/>
+      </w:pPr>
     </w:p>
     <w:p>
       <w:pPr>
@@ -279,6 +304,11 @@
       <w:pPr>
         <w:spacing w:after="40" w:line="320" w:lineRule="exact"/>
       </w:pPr>
+    </w:p>
+    <w:p>
+      <w:pPr>
+        <w:spacing w:after="40" w:line="320" w:lineRule="exact"/>
+      </w:pPr>
       <w:r>
         <w:rPr>
           <w:rFonts w:ascii="나눔고딕" w:hAnsi="나눔고딕" w:eastAsia="나눔고딕"/>
@@ -326,6 +356,11 @@
         </w:rPr>
         <w:t>③ 재작업 소요 자재는 "발주자"가 추가 지급하되, 재작업 인건비는 "수급자"가 부담한다.</w:t>
       </w:r>
+    </w:p>
+    <w:p>
+      <w:pPr>
+        <w:spacing w:after="40" w:line="320" w:lineRule="exact"/>
+      </w:pPr>
     </w:p>
     <w:p>
       <w:pPr>
@@ -396,6 +431,11 @@
       <w:pPr>
         <w:spacing w:after="40" w:line="320" w:lineRule="exact"/>
       </w:pPr>
+    </w:p>
+    <w:p>
+      <w:pPr>
+        <w:spacing w:after="40" w:line="320" w:lineRule="exact"/>
+      </w:pPr>
       <w:r>
         <w:rPr>
           <w:rFonts w:ascii="나눔고딕" w:hAnsi="나눔고딕" w:eastAsia="나눔고딕"/>
@@ -461,6 +501,11 @@
       <w:pPr>
         <w:spacing w:after="40" w:line="320" w:lineRule="exact"/>
       </w:pPr>
+    </w:p>
+    <w:p>
+      <w:pPr>
+        <w:spacing w:after="40" w:line="320" w:lineRule="exact"/>
+      </w:pPr>
       <w:r>
         <w:rPr>
           <w:rFonts w:ascii="나눔고딕" w:hAnsi="나눔고딕" w:eastAsia="나눔고딕"/>
@@ -482,6 +527,11 @@
         </w:rPr>
         <w:t>"수급자"는 업무 수행 중 취득한 "발주자"의 설계도면, 제작 공법, 원가 정보 등 일체의 영업비밀을 제3자에게 누설하지 아니한다. 본 의무는 계약 종료 후에도 존속한다.</w:t>
       </w:r>
+    </w:p>
+    <w:p>
+      <w:pPr>
+        <w:spacing w:after="40" w:line="320" w:lineRule="exact"/>
+      </w:pPr>
     </w:p>
     <w:p>
       <w:pPr>
@@ -521,6 +571,11 @@
         </w:rPr>
         <w:t>② "발주자"는 "수급자"의 개별 종업원에 대하여 직접적인 인사권이나 징계권을 행사하지 아니한다. 단, 작업 품질 및 안전에 관한 공정 지시·감독은 할 수 있다.</w:t>
       </w:r>
+    </w:p>
+    <w:p>
+      <w:pPr>
+        <w:spacing w:after="40" w:line="320" w:lineRule="exact"/>
+      </w:pPr>
     </w:p>
     <w:p>
       <w:pPr>
@@ -617,6 +672,11 @@
       <w:pPr>
         <w:spacing w:after="40" w:line="320" w:lineRule="exact"/>
       </w:pPr>
+    </w:p>
+    <w:p>
+      <w:pPr>
+        <w:spacing w:after="40" w:line="320" w:lineRule="exact"/>
+      </w:pPr>
       <w:r>
         <w:rPr>
           <w:rFonts w:ascii="나눔고딕" w:hAnsi="나눔고딕" w:eastAsia="나눔고딕"/>
@@ -643,6 +703,11 @@
       <w:pPr>
         <w:spacing w:after="40" w:line="320" w:lineRule="exact"/>
       </w:pPr>
+    </w:p>
+    <w:p>
+      <w:pPr>
+        <w:spacing w:after="40" w:line="320" w:lineRule="exact"/>
+      </w:pPr>
       <w:r>
         <w:rPr>
           <w:rFonts w:ascii="나눔고딕" w:hAnsi="나눔고딕" w:eastAsia="나눔고딕"/>
@@ -664,6 +729,11 @@
         </w:rPr>
         <w:t>본 계약의 성립을 증명하기 위하여 본서 2부를 작성하고, 쌍방이 서명 또는 기명날인한 후 각 1부씩 보관한다.</w:t>
       </w:r>
+    </w:p>
+    <w:p>
+      <w:pPr>
+        <w:spacing w:after="40" w:line="320" w:lineRule="exact"/>
+      </w:pPr>
     </w:p>
     <w:p>
       <w:pPr>
@@ -1116,6 +1186,11 @@
       <w:pPr>
         <w:spacing w:after="40" w:line="320" w:lineRule="exact"/>
       </w:pPr>
+    </w:p>
+    <w:p>
+      <w:pPr>
+        <w:spacing w:after="40" w:line="320" w:lineRule="exact"/>
+      </w:pPr>
       <w:r>
         <w:rPr>
           <w:rFonts w:ascii="나눔고딕" w:hAnsi="나눔고딕" w:eastAsia="나눔고딕"/>
@@ -1400,6 +1475,11 @@
         </w:rPr>
         <w:t>∴ 노무비닷컴, 하도급지킴이 등에서 대금 청구 시 반드시 "기타(경비) → 외주가공비"로 분류하십시오. 노무비로 잡으면 "실질적으로 직접 고용한 것 아닌가?" → 위장 도급/불법파견 논란이 발생할 수 있습니다.</w:t>
       </w:r>
+    </w:p>
+    <w:p>
+      <w:pPr>
+        <w:spacing w:after="40" w:line="320" w:lineRule="exact"/>
+      </w:pPr>
     </w:p>
     <w:p>
       <w:pPr>

--- a/static/downloads/contract_A3.docx
+++ b/static/downloads/contract_A3.docx
@@ -813,19 +813,6 @@
     </w:tbl>
     <w:p/>
     <w:p>
-      <w:pPr>
-        <w:spacing w:after="40" w:line="320" w:lineRule="exact"/>
-      </w:pPr>
-      <w:r>
-        <w:rPr>
-          <w:rFonts w:ascii="나눔고딕" w:hAnsi="나눔고딕" w:eastAsia="나눔고딕"/>
-          <w:b w:val="0"/>
-          <w:sz w:val="20"/>
-        </w:rPr>
-        <w:t>💡</w:t>
-      </w:r>
-    </w:p>
-    <w:p>
       <w:r>
         <w:br w:type="page"/>
       </w:r>

--- a/static/downloads/contract_A3.docx
+++ b/static/downloads/contract_A3.docx
@@ -25,7 +25,7 @@
           <w:b w:val="0"/>
           <w:sz w:val="20"/>
         </w:rPr>
-        <w:t>사내가공제작(사내도장) 계약서</w:t>
+        <w:t>사내가공(제조위탁) 계약서</w:t>
       </w:r>
     </w:p>
     <w:p>
@@ -43,7 +43,476 @@
           <w:b w:val="0"/>
           <w:sz w:val="20"/>
         </w:rPr>
-        <w:t>(주)OOOO (이하 "발주자"라 한다)와 OOO가공(주) (이하 "수급자"라 한다)는 "발주자" 소유 공장 내에서의 강구조물 가공제작 및 도장 역무의 수행에 관하여 다음과 같이 계약한다.</w:t>
+        <w:t>본 제조업체(甲) 공장 내 강구조물 부재 가공제작 임가공 작업에 대하여 위탁자(이하 "甲") O O O O (주)과 수탁자(이하 "乙") O O O O (주)는 첨부된 '사내가공(제조위탁) 일반조건'에 의하여 신의성실의 원칙에 따라 계약을 체결하고, 이를 증명하기 위하여 본 계약서 2부를 작성하여 기명날인 후 각각 1부씩 보관한다.</w:t>
+      </w:r>
+    </w:p>
+    <w:tbl>
+      <w:tblPr>
+        <w:tblStyle w:val="TableGrid"/>
+        <w:tblW w:type="auto" w:w="0"/>
+        <w:tblLook w:firstColumn="1" w:firstRow="1" w:lastColumn="0" w:lastRow="0" w:noHBand="0" w:noVBand="1" w:val="04A0"/>
+      </w:tblPr>
+      <w:tblGrid>
+        <w:gridCol w:w="4320"/>
+        <w:gridCol w:w="4320"/>
+      </w:tblGrid>
+      <w:tr>
+        <w:tc>
+          <w:tcPr>
+            <w:tcW w:type="dxa" w:w="4320"/>
+            <w:vAlign w:val="top"/>
+          </w:tcPr>
+          <w:p>
+            <w:pPr>
+              <w:jc w:val="center"/>
+            </w:pPr>
+            <w:r/>
+            <w:r>
+              <w:rPr>
+                <w:rFonts w:ascii="나눔고딕" w:hAnsi="나눔고딕" w:eastAsia="나눔고딕"/>
+                <w:b/>
+                <w:sz w:val="18"/>
+              </w:rPr>
+              <w:t>1. 발 주 번 호</w:t>
+            </w:r>
+          </w:p>
+        </w:tc>
+        <w:tc>
+          <w:tcPr>
+            <w:tcW w:type="dxa" w:w="4320"/>
+            <w:vAlign w:val="top"/>
+          </w:tcPr>
+          <w:p>
+            <w:r/>
+            <w:r>
+              <w:rPr>
+                <w:rFonts w:ascii="나눔고딕" w:hAnsi="나눔고딕" w:eastAsia="나눔고딕"/>
+                <w:b w:val="0"/>
+                <w:sz w:val="18"/>
+              </w:rPr>
+              <w:t>[ OOOOO-OO ]</w:t>
+            </w:r>
+          </w:p>
+        </w:tc>
+      </w:tr>
+      <w:tr>
+        <w:tc>
+          <w:tcPr>
+            <w:tcW w:type="dxa" w:w="4320"/>
+            <w:vAlign w:val="top"/>
+          </w:tcPr>
+          <w:p>
+            <w:pPr>
+              <w:jc w:val="center"/>
+            </w:pPr>
+            <w:r/>
+            <w:r>
+              <w:rPr>
+                <w:rFonts w:ascii="나눔고딕" w:hAnsi="나눔고딕" w:eastAsia="나눔고딕"/>
+                <w:b/>
+                <w:sz w:val="18"/>
+              </w:rPr>
+              <w:t>2. 계 약 일 자</w:t>
+            </w:r>
+          </w:p>
+        </w:tc>
+        <w:tc>
+          <w:tcPr>
+            <w:tcW w:type="dxa" w:w="4320"/>
+            <w:vAlign w:val="top"/>
+          </w:tcPr>
+          <w:p>
+            <w:r/>
+            <w:r>
+              <w:rPr>
+                <w:rFonts w:ascii="나눔고딕" w:hAnsi="나눔고딕" w:eastAsia="나눔고딕"/>
+                <w:b w:val="0"/>
+                <w:sz w:val="18"/>
+              </w:rPr>
+              <w:t>202X년 X월 X일</w:t>
+            </w:r>
+          </w:p>
+        </w:tc>
+      </w:tr>
+      <w:tr>
+        <w:tc>
+          <w:tcPr>
+            <w:tcW w:type="dxa" w:w="4320"/>
+            <w:vAlign w:val="top"/>
+          </w:tcPr>
+          <w:p>
+            <w:pPr>
+              <w:jc w:val="center"/>
+            </w:pPr>
+            <w:r/>
+            <w:r>
+              <w:rPr>
+                <w:rFonts w:ascii="나눔고딕" w:hAnsi="나눔고딕" w:eastAsia="나눔고딕"/>
+                <w:b/>
+                <w:sz w:val="18"/>
+              </w:rPr>
+              <w:t>3. 납 품 현 장</w:t>
+            </w:r>
+          </w:p>
+        </w:tc>
+        <w:tc>
+          <w:tcPr>
+            <w:tcW w:type="dxa" w:w="4320"/>
+            <w:vAlign w:val="top"/>
+          </w:tcPr>
+          <w:p>
+            <w:r/>
+            <w:r>
+              <w:rPr>
+                <w:rFonts w:ascii="나눔고딕" w:hAnsi="나눔고딕" w:eastAsia="나눔고딕"/>
+                <w:b w:val="0"/>
+                <w:sz w:val="18"/>
+              </w:rPr>
+              <w:t>[건설현장이 아닌 공사명 기재]</w:t>
+            </w:r>
+          </w:p>
+        </w:tc>
+      </w:tr>
+      <w:tr>
+        <w:tc>
+          <w:tcPr>
+            <w:tcW w:type="dxa" w:w="4320"/>
+            <w:vAlign w:val="top"/>
+          </w:tcPr>
+          <w:p>
+            <w:pPr>
+              <w:jc w:val="center"/>
+            </w:pPr>
+            <w:r/>
+            <w:r>
+              <w:rPr>
+                <w:rFonts w:ascii="나눔고딕" w:hAnsi="나눔고딕" w:eastAsia="나눔고딕"/>
+                <w:b/>
+                <w:sz w:val="18"/>
+              </w:rPr>
+              <w:t>4. 계 약 금 액</w:t>
+            </w:r>
+          </w:p>
+        </w:tc>
+        <w:tc>
+          <w:tcPr>
+            <w:tcW w:type="dxa" w:w="4320"/>
+            <w:vAlign w:val="top"/>
+          </w:tcPr>
+          <w:p>
+            <w:r/>
+            <w:r>
+              <w:rPr>
+                <w:rFonts w:ascii="나눔고딕" w:hAnsi="나눔고딕" w:eastAsia="나눔고딕"/>
+                <w:b w:val="0"/>
+                <w:sz w:val="18"/>
+              </w:rPr>
+              <w:t>일금 O O O O O원정 (공급가액: ₩O,OOO,OOO)</w:t>
+            </w:r>
+          </w:p>
+        </w:tc>
+      </w:tr>
+      <w:tr>
+        <w:tc>
+          <w:tcPr>
+            <w:tcW w:type="dxa" w:w="4320"/>
+            <w:vAlign w:val="top"/>
+          </w:tcPr>
+          <w:p>
+            <w:r/>
+            <w:r>
+              <w:rPr>
+                <w:rFonts w:ascii="나눔고딕" w:hAnsi="나눔고딕" w:eastAsia="나눔고딕"/>
+                <w:b w:val="0"/>
+                <w:sz w:val="18"/>
+              </w:rPr>
+              <w:t>일금 O O O O O원정 (부가세액: ₩ O,OOO)</w:t>
+            </w:r>
+          </w:p>
+        </w:tc>
+        <w:tc>
+          <w:tcPr>
+            <w:tcW w:type="dxa" w:w="4320"/>
+          </w:tcPr>
+          <w:p/>
+        </w:tc>
+      </w:tr>
+      <w:tr>
+        <w:tc>
+          <w:tcPr>
+            <w:tcW w:type="dxa" w:w="4320"/>
+            <w:vAlign w:val="top"/>
+          </w:tcPr>
+          <w:p>
+            <w:r/>
+            <w:r>
+              <w:rPr>
+                <w:rFonts w:ascii="나눔고딕" w:hAnsi="나눔고딕" w:eastAsia="나눔고딕"/>
+                <w:b w:val="0"/>
+                <w:sz w:val="18"/>
+              </w:rPr>
+              <w:t>일금 O O O O O원정 (합계: ₩O,OOO,OOO)</w:t>
+            </w:r>
+          </w:p>
+        </w:tc>
+        <w:tc>
+          <w:tcPr>
+            <w:tcW w:type="dxa" w:w="4320"/>
+          </w:tcPr>
+          <w:p/>
+        </w:tc>
+      </w:tr>
+      <w:tr>
+        <w:tc>
+          <w:tcPr>
+            <w:tcW w:type="dxa" w:w="4320"/>
+            <w:vAlign w:val="top"/>
+          </w:tcPr>
+          <w:p>
+            <w:pPr>
+              <w:jc w:val="center"/>
+            </w:pPr>
+            <w:r/>
+            <w:r>
+              <w:rPr>
+                <w:rFonts w:ascii="나눔고딕" w:hAnsi="나눔고딕" w:eastAsia="나눔고딕"/>
+                <w:b/>
+                <w:sz w:val="18"/>
+              </w:rPr>
+              <w:t>5. 대금지불방법</w:t>
+            </w:r>
+          </w:p>
+        </w:tc>
+        <w:tc>
+          <w:tcPr>
+            <w:tcW w:type="dxa" w:w="4320"/>
+            <w:vAlign w:val="top"/>
+          </w:tcPr>
+          <w:p>
+            <w:r/>
+            <w:r>
+              <w:rPr>
+                <w:rFonts w:ascii="나눔고딕" w:hAnsi="나눔고딕" w:eastAsia="나눔고딕"/>
+                <w:b w:val="0"/>
+                <w:sz w:val="18"/>
+              </w:rPr>
+              <w:t>현금 (월 O회 기성(월말기준 작성), 익월 OO일 기성지급)</w:t>
+              <w:br/>
+              <w:t>※ 세금계산서 청구 품목명: "사내 가공비(또는 사내 도장비)" 한정 (시공/설치 단어 절대 불가)</w:t>
+            </w:r>
+          </w:p>
+        </w:tc>
+      </w:tr>
+      <w:tr>
+        <w:tc>
+          <w:tcPr>
+            <w:tcW w:type="dxa" w:w="4320"/>
+            <w:vAlign w:val="top"/>
+          </w:tcPr>
+          <w:p>
+            <w:pPr>
+              <w:jc w:val="center"/>
+            </w:pPr>
+            <w:r/>
+            <w:r>
+              <w:rPr>
+                <w:rFonts w:ascii="나눔고딕" w:hAnsi="나눔고딕" w:eastAsia="나눔고딕"/>
+                <w:b/>
+                <w:sz w:val="18"/>
+              </w:rPr>
+              <w:t>6. 계 약 기 간</w:t>
+            </w:r>
+          </w:p>
+        </w:tc>
+        <w:tc>
+          <w:tcPr>
+            <w:tcW w:type="dxa" w:w="4320"/>
+            <w:vAlign w:val="top"/>
+          </w:tcPr>
+          <w:p>
+            <w:r/>
+            <w:r>
+              <w:rPr>
+                <w:rFonts w:ascii="나눔고딕" w:hAnsi="나눔고딕" w:eastAsia="나눔고딕"/>
+                <w:b w:val="0"/>
+                <w:sz w:val="18"/>
+              </w:rPr>
+              <w:t>202X년 X월 X일 ~ 202X년 X월 X일 (물량 소진 시까지 연장 가능)</w:t>
+            </w:r>
+          </w:p>
+        </w:tc>
+      </w:tr>
+      <w:tr>
+        <w:tc>
+          <w:tcPr>
+            <w:tcW w:type="dxa" w:w="4320"/>
+            <w:vAlign w:val="top"/>
+          </w:tcPr>
+          <w:p>
+            <w:pPr>
+              <w:jc w:val="center"/>
+            </w:pPr>
+            <w:r/>
+            <w:r>
+              <w:rPr>
+                <w:rFonts w:ascii="나눔고딕" w:hAnsi="나눔고딕" w:eastAsia="나눔고딕"/>
+                <w:b/>
+                <w:sz w:val="18"/>
+              </w:rPr>
+              <w:t>7. 세 부 내 역</w:t>
+              <w:br/>
+              <w:t>(특약 사항)</w:t>
+            </w:r>
+          </w:p>
+        </w:tc>
+        <w:tc>
+          <w:tcPr>
+            <w:tcW w:type="dxa" w:w="4320"/>
+            <w:vAlign w:val="top"/>
+          </w:tcPr>
+          <w:p>
+            <w:r/>
+            <w:r>
+              <w:rPr>
+                <w:rFonts w:ascii="나눔고딕" w:hAnsi="나눔고딕" w:eastAsia="나눔고딕"/>
+                <w:b w:val="0"/>
+                <w:sz w:val="18"/>
+              </w:rPr>
+              <w:t>1) 기준 물량: [물량표 참조] (계약단가 첨부)</w:t>
+              <w:br/>
+              <w:t>2) 물량 증가 및 감소 시 단가 대비 감액 및 증액한다.</w:t>
+              <w:br/>
+              <w:t>3) 수급자 측 인력의 산재보험 등 4대보험료, 기업이윤은 본 가공 단가 및 계약금액에 포함된 것으로 본다.</w:t>
+              <w:br/>
+              <w:t>4) 본 계약은 실질적 제조업 사내 임가공이며, 어떠한 현장 내 설치(시공)에도 참여하지 않는다. (일반조건 제3조 참조)</w:t>
+              <w:br/>
+              <w:t>5) 스크랩 로스율: 기준 O%</w:t>
+              <w:br/>
+              <w:t>6) 하자보증금률: O% (현금 유보 또는 보증증권 대체 가능)</w:t>
+            </w:r>
+          </w:p>
+        </w:tc>
+      </w:tr>
+      <w:tr>
+        <w:tc>
+          <w:tcPr>
+            <w:tcW w:type="dxa" w:w="4320"/>
+            <w:vAlign w:val="top"/>
+          </w:tcPr>
+          <w:p>
+            <w:pPr>
+              <w:jc w:val="center"/>
+            </w:pPr>
+            <w:r/>
+            <w:r>
+              <w:rPr>
+                <w:rFonts w:ascii="나눔고딕" w:hAnsi="나눔고딕" w:eastAsia="나눔고딕"/>
+                <w:b/>
+                <w:sz w:val="18"/>
+              </w:rPr>
+              <w:t>8. 첨 부 서 류</w:t>
+            </w:r>
+          </w:p>
+        </w:tc>
+        <w:tc>
+          <w:tcPr>
+            <w:tcW w:type="dxa" w:w="4320"/>
+            <w:vAlign w:val="top"/>
+          </w:tcPr>
+          <w:p>
+            <w:r/>
+            <w:r>
+              <w:rPr>
+                <w:rFonts w:ascii="나눔고딕" w:hAnsi="나눔고딕" w:eastAsia="나눔고딕"/>
+                <w:b w:val="0"/>
+                <w:sz w:val="18"/>
+              </w:rPr>
+              <w:t>1) 세부 가공 단가표 1매</w:t>
+              <w:br/>
+              <w:t>2) 사내가공(제조위탁) 일반조건 1부 (본 표지 이면 첨부)</w:t>
+            </w:r>
+          </w:p>
+        </w:tc>
+      </w:tr>
+    </w:tbl>
+    <w:p/>
+    <w:tbl>
+      <w:tblPr>
+        <w:tblStyle w:val="TableGrid"/>
+        <w:tblW w:type="auto" w:w="0"/>
+        <w:tblLook w:firstColumn="1" w:firstRow="1" w:lastColumn="0" w:lastRow="0" w:noHBand="0" w:noVBand="1" w:val="04A0"/>
+      </w:tblPr>
+      <w:tblGrid>
+        <w:gridCol w:w="4320"/>
+        <w:gridCol w:w="4320"/>
+      </w:tblGrid>
+      <w:tr>
+        <w:tc>
+          <w:tcPr>
+            <w:tcW w:type="dxa" w:w="4320"/>
+            <w:vAlign w:val="top"/>
+          </w:tcPr>
+          <w:p>
+            <w:r/>
+            <w:r>
+              <w:rPr>
+                <w:rFonts w:ascii="나눔고딕" w:hAnsi="나눔고딕" w:eastAsia="나눔고딕"/>
+                <w:b w:val="0"/>
+                <w:sz w:val="18"/>
+              </w:rPr>
+              <w:t>[위탁자 / 甲]</w:t>
+              <w:br/>
+              <w:br/>
+              <w:t>상   호 : O O O O (주)</w:t>
+              <w:br/>
+              <w:t>주   소 :</w:t>
+              <w:br/>
+              <w:t>대표자 :                   (인)</w:t>
+              <w:br/>
+              <w:t>공장 소재지 :</w:t>
+            </w:r>
+          </w:p>
+        </w:tc>
+        <w:tc>
+          <w:tcPr>
+            <w:tcW w:type="dxa" w:w="4320"/>
+            <w:vAlign w:val="top"/>
+          </w:tcPr>
+          <w:p>
+            <w:r/>
+            <w:r>
+              <w:rPr>
+                <w:rFonts w:ascii="나눔고딕" w:hAnsi="나눔고딕" w:eastAsia="나눔고딕"/>
+                <w:b w:val="0"/>
+                <w:sz w:val="18"/>
+              </w:rPr>
+              <w:t>[수탁자 / 乙]</w:t>
+              <w:br/>
+              <w:br/>
+              <w:t>상   호 : O O O O (주)</w:t>
+              <w:br/>
+              <w:t>주   소 :</w:t>
+              <w:br/>
+              <w:t>대표자 :                   (인)</w:t>
+              <w:br/>
+              <w:t>사업자등록번호 :</w:t>
+            </w:r>
+          </w:p>
+        </w:tc>
+      </w:tr>
+    </w:tbl>
+    <w:p/>
+    <w:p>
+      <w:pPr>
+        <w:spacing w:after="40" w:line="320" w:lineRule="exact"/>
+      </w:pPr>
+      <w:r>
+        <w:rPr>
+          <w:rFonts w:ascii="나눔고딕" w:hAnsi="나눔고딕" w:eastAsia="나눔고딕"/>
+          <w:b w:val="0"/>
+          <w:sz w:val="20"/>
+        </w:rPr>
+        <w:t>[첨부] 사내가공(제조위탁) 일반조건</w:t>
       </w:r>
     </w:p>
     <w:p>
@@ -61,7 +530,7 @@
           <w:b/>
           <w:sz w:val="22"/>
         </w:rPr>
-        <w:t>제1조 (목적)</w:t>
+        <w:t>제1조 (목적 및 효력)</w:t>
       </w:r>
     </w:p>
     <w:p>
@@ -74,7 +543,7 @@
           <w:b w:val="0"/>
           <w:sz w:val="20"/>
         </w:rPr>
-        <w:t>본 계약은 "발주자"가 자체 보유한 제작공장(이하 "사내공장") 내에서, "수급자"가 특정 가공 공정(절단, 용접, 조립, 도장 등)의 역무를 수행하는 조건을 규정함을 목적으로 한다.</w:t>
+        <w:t>본 일반조건은 앞면 표지에 명시된 위탁자("甲")가 자체 보유한 제작공장(이하 "사내공장") 내에서, 수탁자("乙")가 특정 가공 공정(절단, 용접, 조립, 도장 등)의 역무를 위탁받아 수행하는 임가공(제조위탁) 조건을 규정하며, 표지와 일체가 되어 계약서로서의 효력을 가진다.</w:t>
       </w:r>
     </w:p>
     <w:p>
@@ -105,7 +574,7 @@
           <w:b w:val="0"/>
           <w:sz w:val="20"/>
         </w:rPr>
-        <w:t>① "수급자"가 수행하는 업무 범위는 다음 각 호에 한정한다.</w:t>
+        <w:t>① "乙"이 수행하는 업무 범위는 다음 각 호에 한정한다.</w:t>
       </w:r>
     </w:p>
     <w:p>
@@ -170,7 +639,7 @@
           <w:b w:val="0"/>
           <w:sz w:val="20"/>
         </w:rPr>
-        <w:t>5. 기타 "발주자"가 서면으로 지정하는 공장 내 부대 작업</w:t>
+        <w:t>5. 기타 "甲"이 서면으로 지정하는 사내공장 내 부대 작업</w:t>
       </w:r>
     </w:p>
     <w:p>
@@ -183,7 +652,7 @@
           <w:b w:val="0"/>
           <w:sz w:val="20"/>
         </w:rPr>
-        <w:t>② 상기 이외의 업무(설계, 샵드로잉, 원자재 구매, 현장 운반·설치 등)는 "발주자"가 직접 수행하며, "수급자"의 업무 범위에 포함되지 아니한다.</w:t>
+        <w:t>② 상기 이외의 업무(설계, 샵드로잉, 원자재 구매, 현장 운반·설치 등)는 "甲"이 직접 수행하며, "乙"의 업무 범위에 포함되지 아니한다.</w:t>
       </w:r>
     </w:p>
     <w:p>
@@ -201,7 +670,7 @@
           <w:b/>
           <w:sz w:val="22"/>
         </w:rPr>
-        <w:t>제3조 (계약의 법적 성격)</w:t>
+        <w:t>제3조 (시공행위 배제 및 계약의 법적 성격)</w:t>
       </w:r>
     </w:p>
     <w:p>
@@ -214,7 +683,7 @@
           <w:b w:val="0"/>
           <w:sz w:val="20"/>
         </w:rPr>
-        <w:t>① 본 계약은 "발주자"의 제조업 공장(사내) 내에서 수행되는 가공 도급이며, 건설현장에서 이루어지는 건설공사의 하도급이 아님을 쌍방이 확인한다.</w:t>
+        <w:t>① 본 계약은 "甲"의 제조업 공장(사내) 내에서 전적으로 수행되는 임가공이며, 건설현장에서 이루어지는 건설공사의 하도급이 아님을 쌍방이 강력히 확인한다.</w:t>
       </w:r>
     </w:p>
     <w:p>
@@ -227,77 +696,7 @@
           <w:b w:val="0"/>
           <w:sz w:val="20"/>
         </w:rPr>
-        <w:t>② "수급자"의 공정 수행 장소는 "발주자"의 사내공장에 한정되며, "수급자"는 건설현장에 출입하거나 현장 내에서의 시공·설치 행위에 일절 관여하지 아니한다.</w:t>
-      </w:r>
-    </w:p>
-    <w:p>
-      <w:pPr>
-        <w:spacing w:after="40" w:line="320" w:lineRule="exact"/>
-      </w:pPr>
-      <w:r>
-        <w:rPr>
-          <w:rFonts w:ascii="나눔고딕" w:hAnsi="나눔고딕" w:eastAsia="나눔고딕"/>
-          <w:b w:val="0"/>
-          <w:sz w:val="20"/>
-        </w:rPr>
-        <w:t>③ "수급자"의 종업원은 "발주자"의 사내공장 출입 시 "발주자"가 발급하는 출입증을 패용하고, "발주자"의 공장장(또는 생산관리 책임자)의 공정 지시·품질 감독에 따른다.</w:t>
-      </w:r>
-    </w:p>
-    <w:p>
-      <w:pPr>
-        <w:spacing w:after="40" w:line="320" w:lineRule="exact"/>
-      </w:pPr>
-    </w:p>
-    <w:p>
-      <w:pPr>
-        <w:spacing w:after="40" w:line="320" w:lineRule="exact"/>
-      </w:pPr>
-      <w:r>
-        <w:rPr>
-          <w:rFonts w:ascii="나눔고딕" w:hAnsi="나눔고딕" w:eastAsia="나눔고딕"/>
-          <w:b w:val="0"/>
-          <w:sz w:val="20"/>
-        </w:rPr>
-        <w:t>4조 (자재·설비의 제공)</w:t>
-      </w:r>
-    </w:p>
-    <w:p>
-      <w:pPr>
-        <w:spacing w:after="40" w:line="320" w:lineRule="exact"/>
-      </w:pPr>
-      <w:r>
-        <w:rPr>
-          <w:rFonts w:ascii="나눔고딕" w:hAnsi="나눔고딕" w:eastAsia="나눔고딕"/>
-          <w:b w:val="0"/>
-          <w:sz w:val="20"/>
-        </w:rPr>
-        <w:t>① 가공에 필요한 원자재(강재, 볼트, 페인트 등)는 "발주자"가 직접 구매·지급하며, "수급자"는 지급 자재를 선량한 관리자의 주의로 취급하여야 한다.</w:t>
-      </w:r>
-    </w:p>
-    <w:p>
-      <w:pPr>
-        <w:spacing w:after="40" w:line="320" w:lineRule="exact"/>
-      </w:pPr>
-      <w:r>
-        <w:rPr>
-          <w:rFonts w:ascii="나눔고딕" w:hAnsi="나눔고딕" w:eastAsia="나눔고딕"/>
-          <w:b w:val="0"/>
-          <w:sz w:val="20"/>
-        </w:rPr>
-        <w:t>② 절단기, 용접기, 크레인, 도장 부스 등 주요 설비는 "발주자"가 제공한다. 단, "수급자" 고유의 소형 공구·지그(Jig)류는 "수급자"가 자비로 조달한다.</w:t>
-      </w:r>
-    </w:p>
-    <w:p>
-      <w:pPr>
-        <w:spacing w:after="40" w:line="320" w:lineRule="exact"/>
-      </w:pPr>
-      <w:r>
-        <w:rPr>
-          <w:rFonts w:ascii="나눔고딕" w:hAnsi="나눔고딕" w:eastAsia="나눔고딕"/>
-          <w:b w:val="0"/>
-          <w:sz w:val="20"/>
-        </w:rPr>
-        <w:t>③ "수급자"는 "발주자"의 설비를 용도 외로 사용하거나 타 업무에 전용하여서는 아니 된다.</w:t>
+        <w:t>② "乙"은 납품 전후를 불문하고 당해 건설현장에 출입하거나 현장 내부에서의 철골 세우기(Erection), 데크플레이트 시공, 볼팅, 마감 현장용접 등 어떠한 설치 및 건설 시공 행위에도 일절 관여하지 아니한다.</w:t>
       </w:r>
     </w:p>
     <w:p>
@@ -315,7 +714,7 @@
           <w:b/>
           <w:sz w:val="22"/>
         </w:rPr>
-        <w:t>제5조 (품질 관리)</w:t>
+        <w:t>제4조 (자재·설비의 사급 및 선관주의 의무)</w:t>
       </w:r>
     </w:p>
     <w:p>
@@ -328,7 +727,7 @@
           <w:b w:val="0"/>
           <w:sz w:val="20"/>
         </w:rPr>
-        <w:t>① "수급자"는 "발주자"가 제시하는 시공상세도(Shop DWG), 용접절차사양서(WPS), 도장사양서에 따라 작업을 수행하여야 한다.</w:t>
+        <w:t>① 가공에 필요한 일체의 원자재(강재, 볼트, 페인트 등)는 "甲"이 직접 구매하여 "乙"에게 지급(사급)한다.</w:t>
       </w:r>
     </w:p>
     <w:p>
@@ -341,7 +740,7 @@
           <w:b w:val="0"/>
           <w:sz w:val="20"/>
         </w:rPr>
-        <w:t>② "발주자"는 수시로 "수급자"의 작업 품질(용접 비드 외관, 도막 두께, 치수 정합성 등)을 검사할 수 있으며, 불합격 판정 시 "수급자"는 자기 비용으로 재작업하여야 한다.</w:t>
+        <w:t>② 절단기, 용접기, 크레인, 도장 부스 등 공장에 부착된 주요 생산 설비는 "甲" 소유의 것을 제공한다. (단, "乙" 고유의 소형 수공구·용접보호구 등은 "乙"이 자비 조달)</w:t>
       </w:r>
     </w:p>
     <w:p>
@@ -354,7 +753,7 @@
           <w:b w:val="0"/>
           <w:sz w:val="20"/>
         </w:rPr>
-        <w:t>③ 재작업 소요 자재는 "발주자"가 추가 지급하되, 재작업 인건비는 "수급자"가 부담한다.</w:t>
+        <w:t>③ "乙"은 지급 자재 및 설비를 선량한 관리자의 주의로 취급하여야 하며, 도난, 파손, 임의 용도 외 사용 시 전액 변상한다.</w:t>
       </w:r>
     </w:p>
     <w:p>
@@ -372,7 +771,7 @@
           <w:b/>
           <w:sz w:val="22"/>
         </w:rPr>
-        <w:t>제6조 (도급 대금)</w:t>
+        <w:t>제5조 (로스율(Loss rate) 및 잔재(스크랩) 정산)</w:t>
       </w:r>
     </w:p>
     <w:p>
@@ -385,7 +784,7 @@
           <w:b w:val="0"/>
           <w:sz w:val="20"/>
         </w:rPr>
-        <w:t>① 대금 산정 방식: 톤당 가공비 금 OOO원 / 또는 ㎡당 도장비 금 OOO원 (부가가치세 별도)</w:t>
+        <w:t>① 사내공장 작업 중 발생하는 잔재(스크랩)는 전량 "甲" 소유이며, 가공 스크랩 로스율은 표지에 명시된 비율로 엄격히 통제한다.</w:t>
       </w:r>
     </w:p>
     <w:p>
@@ -398,33 +797,7 @@
           <w:b w:val="0"/>
           <w:sz w:val="20"/>
         </w:rPr>
-        <w:t>② 매월 말일 기준으로 실 가공(도장) 물량을 "발주자"의 공장장이 확인·서명한 후 정산한다.</w:t>
-      </w:r>
-    </w:p>
-    <w:p>
-      <w:pPr>
-        <w:spacing w:after="40" w:line="320" w:lineRule="exact"/>
-      </w:pPr>
-      <w:r>
-        <w:rPr>
-          <w:rFonts w:ascii="나눔고딕" w:hAnsi="나눔고딕" w:eastAsia="나눔고딕"/>
-          <w:b w:val="0"/>
-          <w:sz w:val="20"/>
-        </w:rPr>
-        <w:t>③ 세금계산서 품목은 "사내 가공비(또는 사내 도장비)"로 기재한다. "현장 시공비", "설치비" 등의 명목을 사용하여서는 아니 된다.</w:t>
-      </w:r>
-    </w:p>
-    <w:p>
-      <w:pPr>
-        <w:spacing w:after="40" w:line="320" w:lineRule="exact"/>
-      </w:pPr>
-      <w:r>
-        <w:rPr>
-          <w:rFonts w:ascii="나눔고딕" w:hAnsi="나눔고딕" w:eastAsia="나눔고딕"/>
-          <w:b w:val="0"/>
-          <w:sz w:val="20"/>
-        </w:rPr>
-        <w:t>④ 대금은 정산 확인 후 익월 OO일에 "수급자" 지정 계좌로 지급한다.</w:t>
+        <w:t>② "乙"의 불량, 재작업 등으로 기준 로스율을 초과하는 손실이 발생할 경우, "乙"은 해당 중량 만큼의 스크랩 정산 단가를 기성금에서 공제당함에 동의한다.</w:t>
       </w:r>
     </w:p>
     <w:p>
@@ -442,7 +815,7 @@
           <w:b/>
           <w:sz w:val="22"/>
         </w:rPr>
-        <w:t>제7조 (산업안전보건)</w:t>
+        <w:t>제6조 (품질 관리 및 재작업 보상)</w:t>
       </w:r>
     </w:p>
     <w:p>
@@ -455,7 +828,7 @@
           <w:b w:val="0"/>
           <w:sz w:val="20"/>
         </w:rPr>
-        <w:t>① "수급자"의 종업원은 "발주자"의 사내공장 안전수칙(안전모, 보안경, 용접면, 안전화, 환기 등)을 준수하여야 하며, 입장 전 안전교육을 이수하여야 한다.</w:t>
+        <w:t>① "乙"은 "甲"이 제시하는 시공상세도(Shop DWG), 용접절차사양서(WPS), 도장사양서에 따라 작업을 수행하여야 한다.</w:t>
       </w:r>
     </w:p>
     <w:p>
@@ -468,7 +841,7 @@
           <w:b w:val="0"/>
           <w:sz w:val="20"/>
         </w:rPr>
-        <w:t>② 용접 흄(Fume) 및 도장 유기용제에 의한 건강 위험을 방지하기 위하여 "발주자"는 환기·집진 설비를 가동하고, "수급자"는 방독마스크 등 지정 보호구를 착용하여야 한다.</w:t>
+        <w:t>② "甲"의 품질팀장(또는 공장장)이 수시로 품질(비드 외관, 도막 두께, 치수 정합성 등)을 검사할 수 있으며, 불합격 시 "乙"은 자기 책임하에 즉각 보수(재작업)하여야 한다.</w:t>
       </w:r>
     </w:p>
     <w:p>
@@ -481,20 +854,7 @@
           <w:b w:val="0"/>
           <w:sz w:val="20"/>
         </w:rPr>
-        <w:t>③ "발주자"는 산업안전보건법 제63조(도급인의 안전·보건 조치)에 따라, 사내 수급자 종업원에 대해서도 안전보건 조치를 이행한다.</w:t>
-      </w:r>
-    </w:p>
-    <w:p>
-      <w:pPr>
-        <w:spacing w:after="40" w:line="320" w:lineRule="exact"/>
-      </w:pPr>
-      <w:r>
-        <w:rPr>
-          <w:rFonts w:ascii="나눔고딕" w:hAnsi="나눔고딕" w:eastAsia="나눔고딕"/>
-          <w:b w:val="0"/>
-          <w:sz w:val="20"/>
-        </w:rPr>
-        <w:t>④ 산업재해 발생 시, "발주자"와 "수급자"는 산업안전보건법에 따라 각자의 책임 범위 내에서 보상 및 재발 방지 조치를 이행한다.</w:t>
+        <w:t>③ 재작업에 소요되는 투입 자재는 "甲"이 추가 제공하되, 그로 인해 발생하는 인건비 및 경비 일체는 "乙"이 전액 부담한다.</w:t>
       </w:r>
     </w:p>
     <w:p>
@@ -512,7 +872,7 @@
           <w:b/>
           <w:sz w:val="22"/>
         </w:rPr>
-        <w:t>제8조 (비밀유지)</w:t>
+        <w:t>제7조 (대금 및 세금계산서)</w:t>
       </w:r>
     </w:p>
     <w:p>
@@ -525,7 +885,33 @@
           <w:b w:val="0"/>
           <w:sz w:val="20"/>
         </w:rPr>
-        <w:t>"수급자"는 업무 수행 중 취득한 "발주자"의 설계도면, 제작 공법, 원가 정보 등 일체의 영업비밀을 제3자에게 누설하지 아니한다. 본 의무는 계약 종료 후에도 존속한다.</w:t>
+        <w:t>① 본 계약의 대금은 톤당 가공비(또는 ㎡당 도장비) 등 가공 역무의 대가(경비)에 대해서만 산정한다.</w:t>
+      </w:r>
+    </w:p>
+    <w:p>
+      <w:pPr>
+        <w:spacing w:after="40" w:line="320" w:lineRule="exact"/>
+      </w:pPr>
+      <w:r>
+        <w:rPr>
+          <w:rFonts w:ascii="나눔고딕" w:hAnsi="나눔고딕" w:eastAsia="나눔고딕"/>
+          <w:b w:val="0"/>
+          <w:sz w:val="20"/>
+        </w:rPr>
+        <w:t>② 매월 말일 기준으로 실 가공(도장) 물량을 "甲"의 공장장이 확인·서명한 후 익월 정해진 날짜에 표지의 대금지불방법에 따라 지급한다.</w:t>
+      </w:r>
+    </w:p>
+    <w:p>
+      <w:pPr>
+        <w:spacing w:after="40" w:line="320" w:lineRule="exact"/>
+      </w:pPr>
+      <w:r>
+        <w:rPr>
+          <w:rFonts w:ascii="나눔고딕" w:hAnsi="나눔고딕" w:eastAsia="나눔고딕"/>
+          <w:b w:val="0"/>
+          <w:sz w:val="20"/>
+        </w:rPr>
+        <w:t>③ 세금계산서 품목은 반드시 "사내 가공비" 또는 "사내 도장비"로 기재하여야 하며, "현장 시공비", "설치 노무비" 등으로 기재 시 결제를 차단한다.</w:t>
       </w:r>
     </w:p>
     <w:p>
@@ -543,7 +929,7 @@
           <w:b/>
           <w:sz w:val="22"/>
         </w:rPr>
-        <w:t>제9조 (근로자 관리)</w:t>
+        <w:t>제8조 (산업안전보건 및 사내 규칙 복종)</w:t>
       </w:r>
     </w:p>
     <w:p>
@@ -556,7 +942,7 @@
           <w:b w:val="0"/>
           <w:sz w:val="20"/>
         </w:rPr>
-        <w:t>① "수급자"는 투입 인력의 채용, 급여 지급, 4대보험 가입, 퇴직금 정산 등 근로관계에 관한 일체의 사항을 자기 책임으로 처리한다.</w:t>
+        <w:t>① "乙"의 종업원(용접공, 지게차·크레인 신호수 등)은 "甲" 사내공장 내에서 작업, 이동, 자재 운반 시 반드시 "甲" 소속 안전관리요원 및 공장장의 지시·통제에 강력히 복종하여야 한다. 독단적 운행 및 지시 불이행으로 발생한 모든 안전사고 책임은 "乙"이 진다.</w:t>
       </w:r>
     </w:p>
     <w:p>
@@ -569,7 +955,7 @@
           <w:b w:val="0"/>
           <w:sz w:val="20"/>
         </w:rPr>
-        <w:t>② "발주자"는 "수급자"의 개별 종업원에 대하여 직접적인 인사권이나 징계권을 행사하지 아니한다. 단, 작업 품질 및 안전에 관한 공정 지시·감독은 할 수 있다.</w:t>
+        <w:t>② "乙"은 소속 근로자의 보호구(마스크, 안전모 등) 착용을 철저히 관리하고, "甲"은 도급인으로서 사내수급인에 대한 안전보건조치(법 제63조)를 성실히 이행한다.</w:t>
       </w:r>
     </w:p>
     <w:p>
@@ -587,7 +973,7 @@
           <w:b/>
           <w:sz w:val="22"/>
         </w:rPr>
-        <w:t>제10조 (계약 기간 및 해지)</w:t>
+        <w:t>제9조 (근로자(노무) 관리의 독립성)</w:t>
       </w:r>
     </w:p>
     <w:p>
@@ -600,7 +986,7 @@
           <w:b w:val="0"/>
           <w:sz w:val="20"/>
         </w:rPr>
-        <w:t>① 계약 기간: 202X년 X월 X일 ~ 202X년 X월 X일 (물량 소진 시까지 자동 연장 가능)</w:t>
+        <w:t>① "乙"은 투입 인력의 채용, 근태 관리, 임금 지급, 4대보험 가입 등 노무관리에 관한 일체의 책임을 진다.</w:t>
       </w:r>
     </w:p>
     <w:p>
@@ -613,59 +999,7 @@
           <w:b w:val="0"/>
           <w:sz w:val="20"/>
         </w:rPr>
-        <w:t>② 다음 각 호의 사유 발생 시, "발주자"는 서면 통보로 즉시 해지할 수 있다.</w:t>
-      </w:r>
-    </w:p>
-    <w:p>
-      <w:pPr>
-        <w:spacing w:after="40" w:line="320" w:lineRule="exact"/>
-      </w:pPr>
-      <w:r>
-        <w:rPr>
-          <w:rFonts w:ascii="나눔고딕" w:hAnsi="나눔고딕" w:eastAsia="나눔고딕"/>
-          <w:b w:val="0"/>
-          <w:sz w:val="20"/>
-        </w:rPr>
-        <w:t>1. 품질 불량이 3회 이상 반복되어 시정 요구에도 개선되지 아니한 경우.</w:t>
-      </w:r>
-    </w:p>
-    <w:p>
-      <w:pPr>
-        <w:spacing w:after="40" w:line="320" w:lineRule="exact"/>
-      </w:pPr>
-      <w:r>
-        <w:rPr>
-          <w:rFonts w:ascii="나눔고딕" w:hAnsi="나눔고딕" w:eastAsia="나눔고딕"/>
-          <w:b w:val="0"/>
-          <w:sz w:val="20"/>
-        </w:rPr>
-        <w:t>2. 안전수칙 중대 위반(음주 작업, 무자격 용접사 투입 등)이 적발된 경우.</w:t>
-      </w:r>
-    </w:p>
-    <w:p>
-      <w:pPr>
-        <w:spacing w:after="40" w:line="320" w:lineRule="exact"/>
-      </w:pPr>
-      <w:r>
-        <w:rPr>
-          <w:rFonts w:ascii="나눔고딕" w:hAnsi="나눔고딕" w:eastAsia="나눔고딕"/>
-          <w:b w:val="0"/>
-          <w:sz w:val="20"/>
-        </w:rPr>
-        <w:t>3. "수급자"의 귀책으로 공장 설비가 훼손된 경우.</w:t>
-      </w:r>
-    </w:p>
-    <w:p>
-      <w:pPr>
-        <w:spacing w:after="40" w:line="320" w:lineRule="exact"/>
-      </w:pPr>
-      <w:r>
-        <w:rPr>
-          <w:rFonts w:ascii="나눔고딕" w:hAnsi="나눔고딕" w:eastAsia="나눔고딕"/>
-          <w:b w:val="0"/>
-          <w:sz w:val="20"/>
-        </w:rPr>
-        <w:t>③ 해지 시 기 수행 물량에 대해 일할 정산하고, "수급자"는 해지일로부터 7일 이내에 자기 소유 공구·장비를 반출한다.</w:t>
+        <w:t>② "甲"은 "乙" 소속 개별 근로자에게 징계, 승진 등 직접적인 구체적 인사권을 행사하지 아니한다. (산업안전을 위한 현장 지시 및 품질 감독은 합법적 위탁 감독으로 인정됨)</w:t>
       </w:r>
     </w:p>
     <w:p>
@@ -683,7 +1017,7 @@
           <w:b/>
           <w:sz w:val="22"/>
         </w:rPr>
-        <w:t>제11조 (관할 법원)</w:t>
+        <w:t>제10조 (계약 해지 및 대체 가공업체 투입)</w:t>
       </w:r>
     </w:p>
     <w:p>
@@ -696,7 +1030,20 @@
           <w:b w:val="0"/>
           <w:sz w:val="20"/>
         </w:rPr>
-        <w:t>분쟁 발생 시 "발주자"의 본점(또는 사내공장) 소재지를 관할하는 지방법원을 합의관할법원으로 정한다.</w:t>
+        <w:t>① "乙"의 불성실한 역무 제공(상습 불량, 공기 지연, 무단 작업 중단 등)으로 공장에 중대한 차질이 발생할 경우, "甲"은 즉시 서면 통보 후 본 계약을 해지할 수 있다.</w:t>
+      </w:r>
+    </w:p>
+    <w:p>
+      <w:pPr>
+        <w:spacing w:after="40" w:line="320" w:lineRule="exact"/>
+      </w:pPr>
+      <w:r>
+        <w:rPr>
+          <w:rFonts w:ascii="나눔고딕" w:hAnsi="나눔고딕" w:eastAsia="나눔고딕"/>
+          <w:b w:val="0"/>
+          <w:sz w:val="20"/>
+        </w:rPr>
+        <w:t>② 위탁 목적 달성을 위해 "甲"이 급거 타 사내 가공업체(제3자)를 투입하여 '대체 가공 계약'을 진행함에 있어 발생하는 추가 초과 비용 및 지연 손해액 전액을 "乙"이 배상하여야 한다.</w:t>
       </w:r>
     </w:p>
     <w:p>
@@ -714,7 +1061,7 @@
           <w:b/>
           <w:sz w:val="22"/>
         </w:rPr>
-        <w:t>부 칙</w:t>
+        <w:t>제11조 (비밀유지 및 관할 법원)</w:t>
       </w:r>
     </w:p>
     <w:p>
@@ -727,13 +1074,8 @@
           <w:b w:val="0"/>
           <w:sz w:val="20"/>
         </w:rPr>
-        <w:t>본 계약의 성립을 증명하기 위하여 본서 2부를 작성하고, 쌍방이 서명 또는 기명날인한 후 각 1부씩 보관한다.</w:t>
+        <w:t>① "乙"은 업무 중 알게 된 "甲"의 영업비밀을 외부에 누설할 수 없다.</w:t>
       </w:r>
-    </w:p>
-    <w:p>
-      <w:pPr>
-        <w:spacing w:after="40" w:line="320" w:lineRule="exact"/>
-      </w:pPr>
     </w:p>
     <w:p>
       <w:pPr>
@@ -745,73 +1087,9 @@
           <w:b w:val="0"/>
           <w:sz w:val="20"/>
         </w:rPr>
-        <w:t>년      월      일</w:t>
+        <w:t>② 분쟁 시 "甲"의 본점(또는 사내공장) 소재지 관할 지방법원으로 한다.</w:t>
       </w:r>
     </w:p>
-    <w:tbl>
-      <w:tblPr>
-        <w:tblStyle w:val="TableGrid"/>
-        <w:tblW w:type="auto" w:w="0"/>
-        <w:tblLook w:firstColumn="1" w:firstRow="1" w:lastColumn="0" w:lastRow="0" w:noHBand="0" w:noVBand="1" w:val="04A0"/>
-      </w:tblPr>
-      <w:tblGrid>
-        <w:gridCol w:w="4320"/>
-        <w:gridCol w:w="4320"/>
-      </w:tblGrid>
-      <w:tr>
-        <w:tc>
-          <w:tcPr>
-            <w:tcW w:type="dxa" w:w="4320"/>
-          </w:tcPr>
-          <w:p>
-            <w:r/>
-            <w:r>
-              <w:rPr>
-                <w:rFonts w:ascii="나눔고딕" w:hAnsi="나눔고딕" w:eastAsia="나눔고딕"/>
-                <w:b w:val="0"/>
-                <w:sz w:val="18"/>
-              </w:rPr>
-              <w:t>[발주자 / 甲]</w:t>
-              <w:br/>
-              <w:br/>
-              <w:t>상   호 : 주식회사 OOOO</w:t>
-              <w:br/>
-              <w:t>주   소 : 서울특별시 OO구 OO로 OO</w:t>
-              <w:br/>
-              <w:t>대표자 :    홍 대 표    (인)</w:t>
-              <w:br/>
-              <w:t>공장 소재지 : 경기도 OO시 OO산업단지 OO</w:t>
-            </w:r>
-          </w:p>
-        </w:tc>
-        <w:tc>
-          <w:tcPr>
-            <w:tcW w:type="dxa" w:w="4320"/>
-          </w:tcPr>
-          <w:p>
-            <w:r/>
-            <w:r>
-              <w:rPr>
-                <w:rFonts w:ascii="나눔고딕" w:hAnsi="나눔고딕" w:eastAsia="나눔고딕"/>
-                <w:b w:val="0"/>
-                <w:sz w:val="18"/>
-              </w:rPr>
-              <w:t>[수급자 / 乙]</w:t>
-              <w:br/>
-              <w:br/>
-              <w:t>상   호 : OOO가공 주식회사 (또는 OOO도장)</w:t>
-              <w:br/>
-              <w:t>주   소 : 경기도 OO시 OO구 OO로 OO</w:t>
-              <w:br/>
-              <w:t>대표자 :    박 가 공    (인)</w:t>
-              <w:br/>
-              <w:t>사업자등록번호 : 123-45-67890</w:t>
-            </w:r>
-          </w:p>
-        </w:tc>
-      </w:tr>
-    </w:tbl>
-    <w:p/>
     <w:p>
       <w:r>
         <w:br w:type="page"/>
@@ -858,8 +1136,12 @@
         <w:tc>
           <w:tcPr>
             <w:tcW w:type="dxa" w:w="2880"/>
+            <w:vAlign w:val="top"/>
           </w:tcPr>
           <w:p>
+            <w:pPr>
+              <w:jc w:val="center"/>
+            </w:pPr>
             <w:r/>
             <w:r>
               <w:rPr>
@@ -874,8 +1156,12 @@
         <w:tc>
           <w:tcPr>
             <w:tcW w:type="dxa" w:w="2880"/>
+            <w:vAlign w:val="top"/>
           </w:tcPr>
           <w:p>
+            <w:pPr>
+              <w:jc w:val="center"/>
+            </w:pPr>
             <w:r/>
             <w:r>
               <w:rPr>
@@ -890,8 +1176,12 @@
         <w:tc>
           <w:tcPr>
             <w:tcW w:type="dxa" w:w="2880"/>
+            <w:vAlign w:val="top"/>
           </w:tcPr>
           <w:p>
+            <w:pPr>
+              <w:jc w:val="center"/>
+            </w:pPr>
             <w:r/>
             <w:r>
               <w:rPr>
@@ -908,6 +1198,7 @@
         <w:tc>
           <w:tcPr>
             <w:tcW w:type="dxa" w:w="2880"/>
+            <w:vAlign w:val="top"/>
           </w:tcPr>
           <w:p>
             <w:r/>
@@ -924,6 +1215,7 @@
         <w:tc>
           <w:tcPr>
             <w:tcW w:type="dxa" w:w="2880"/>
+            <w:vAlign w:val="top"/>
           </w:tcPr>
           <w:p>
             <w:r/>
@@ -940,6 +1232,7 @@
         <w:tc>
           <w:tcPr>
             <w:tcW w:type="dxa" w:w="2880"/>
+            <w:vAlign w:val="top"/>
           </w:tcPr>
           <w:p>
             <w:r/>
@@ -958,6 +1251,7 @@
         <w:tc>
           <w:tcPr>
             <w:tcW w:type="dxa" w:w="2880"/>
+            <w:vAlign w:val="top"/>
           </w:tcPr>
           <w:p>
             <w:r/>
@@ -974,6 +1268,7 @@
         <w:tc>
           <w:tcPr>
             <w:tcW w:type="dxa" w:w="2880"/>
+            <w:vAlign w:val="top"/>
           </w:tcPr>
           <w:p>
             <w:r/>
@@ -990,6 +1285,7 @@
         <w:tc>
           <w:tcPr>
             <w:tcW w:type="dxa" w:w="2880"/>
+            <w:vAlign w:val="top"/>
           </w:tcPr>
           <w:p>
             <w:r/>
@@ -1008,6 +1304,7 @@
         <w:tc>
           <w:tcPr>
             <w:tcW w:type="dxa" w:w="2880"/>
+            <w:vAlign w:val="top"/>
           </w:tcPr>
           <w:p>
             <w:r/>
@@ -1024,6 +1321,7 @@
         <w:tc>
           <w:tcPr>
             <w:tcW w:type="dxa" w:w="2880"/>
+            <w:vAlign w:val="top"/>
           </w:tcPr>
           <w:p>
             <w:r/>
@@ -1040,6 +1338,7 @@
         <w:tc>
           <w:tcPr>
             <w:tcW w:type="dxa" w:w="2880"/>
+            <w:vAlign w:val="top"/>
           </w:tcPr>
           <w:p>
             <w:r/>
@@ -1058,6 +1357,7 @@
         <w:tc>
           <w:tcPr>
             <w:tcW w:type="dxa" w:w="2880"/>
+            <w:vAlign w:val="top"/>
           </w:tcPr>
           <w:p>
             <w:r/>
@@ -1074,6 +1374,7 @@
         <w:tc>
           <w:tcPr>
             <w:tcW w:type="dxa" w:w="2880"/>
+            <w:vAlign w:val="top"/>
           </w:tcPr>
           <w:p>
             <w:r/>
@@ -1090,6 +1391,7 @@
         <w:tc>
           <w:tcPr>
             <w:tcW w:type="dxa" w:w="2880"/>
+            <w:vAlign w:val="top"/>
           </w:tcPr>
           <w:p>
             <w:r/>
@@ -1108,6 +1410,7 @@
         <w:tc>
           <w:tcPr>
             <w:tcW w:type="dxa" w:w="2880"/>
+            <w:vAlign w:val="top"/>
           </w:tcPr>
           <w:p>
             <w:r/>
@@ -1124,6 +1427,7 @@
         <w:tc>
           <w:tcPr>
             <w:tcW w:type="dxa" w:w="2880"/>
+            <w:vAlign w:val="top"/>
           </w:tcPr>
           <w:p>
             <w:r/>
@@ -1140,6 +1444,7 @@
         <w:tc>
           <w:tcPr>
             <w:tcW w:type="dxa" w:w="2880"/>
+            <w:vAlign w:val="top"/>
           </w:tcPr>
           <w:p>
             <w:r/>
@@ -1166,25 +1471,7 @@
           <w:b w:val="0"/>
           <w:sz w:val="20"/>
         </w:rPr>
-        <w:t>사내 가공의 핵심은 ①자재·설비 모두 전문건설사 소유 ②가공업체는 역무(기술+노동력)만 제공 ③건설현장이 아닌 공장 내 작업이라는 점입니다. 세금계산서에 "현장 설치비"가 아닌 "사내 가공비/사내 도장비"로 기재하십시오.</w:t>
-      </w:r>
-    </w:p>
-    <w:p>
-      <w:pPr>
-        <w:spacing w:after="40" w:line="320" w:lineRule="exact"/>
-      </w:pPr>
-    </w:p>
-    <w:p>
-      <w:pPr>
-        <w:spacing w:after="40" w:line="320" w:lineRule="exact"/>
-      </w:pPr>
-      <w:r>
-        <w:rPr>
-          <w:rFonts w:ascii="나눔고딕" w:hAnsi="나눔고딕" w:eastAsia="나눔고딕"/>
-          <w:b w:val="0"/>
-          <w:sz w:val="20"/>
-        </w:rPr>
-        <w:t>📌 원가 분류 및 대금 청구 시 유의사항 (A-3):</w:t>
+        <w:t>사내 가공의 핵심은 ①자재·설비 모두 전문건설사 소유 ②가공업체는 역무(기술+노동력)만 제공 ③건설현장이 아닌 공장 내 작업이라는 점입니다. 세금계산서에 "현장 설치비"가 아닌 "사내 가공비/사내 도장비"로 기재하십시오. 📌 원가 분류 및 대금 청구 시 유의사항 (A-3):</w:t>
       </w:r>
     </w:p>
     <w:tbl>
@@ -1202,8 +1489,12 @@
         <w:tc>
           <w:tcPr>
             <w:tcW w:type="dxa" w:w="2880"/>
+            <w:vAlign w:val="top"/>
           </w:tcPr>
           <w:p>
+            <w:pPr>
+              <w:jc w:val="center"/>
+            </w:pPr>
             <w:r/>
             <w:r>
               <w:rPr>
@@ -1218,8 +1509,12 @@
         <w:tc>
           <w:tcPr>
             <w:tcW w:type="dxa" w:w="2880"/>
+            <w:vAlign w:val="top"/>
           </w:tcPr>
           <w:p>
+            <w:pPr>
+              <w:jc w:val="center"/>
+            </w:pPr>
             <w:r/>
             <w:r>
               <w:rPr>
@@ -1234,8 +1529,12 @@
         <w:tc>
           <w:tcPr>
             <w:tcW w:type="dxa" w:w="2880"/>
+            <w:vAlign w:val="top"/>
           </w:tcPr>
           <w:p>
+            <w:pPr>
+              <w:jc w:val="center"/>
+            </w:pPr>
             <w:r/>
             <w:r>
               <w:rPr>
@@ -1252,6 +1551,7 @@
         <w:tc>
           <w:tcPr>
             <w:tcW w:type="dxa" w:w="2880"/>
+            <w:vAlign w:val="top"/>
           </w:tcPr>
           <w:p>
             <w:r/>
@@ -1268,6 +1568,7 @@
         <w:tc>
           <w:tcPr>
             <w:tcW w:type="dxa" w:w="2880"/>
+            <w:vAlign w:val="top"/>
           </w:tcPr>
           <w:p>
             <w:r/>
@@ -1284,6 +1585,7 @@
         <w:tc>
           <w:tcPr>
             <w:tcW w:type="dxa" w:w="2880"/>
+            <w:vAlign w:val="top"/>
           </w:tcPr>
           <w:p>
             <w:r/>
@@ -1302,6 +1604,7 @@
         <w:tc>
           <w:tcPr>
             <w:tcW w:type="dxa" w:w="2880"/>
+            <w:vAlign w:val="top"/>
           </w:tcPr>
           <w:p>
             <w:r/>
@@ -1318,6 +1621,7 @@
         <w:tc>
           <w:tcPr>
             <w:tcW w:type="dxa" w:w="2880"/>
+            <w:vAlign w:val="top"/>
           </w:tcPr>
           <w:p>
             <w:r/>
@@ -1334,6 +1638,7 @@
         <w:tc>
           <w:tcPr>
             <w:tcW w:type="dxa" w:w="2880"/>
+            <w:vAlign w:val="top"/>
           </w:tcPr>
           <w:p>
             <w:r/>
@@ -1352,6 +1657,7 @@
         <w:tc>
           <w:tcPr>
             <w:tcW w:type="dxa" w:w="2880"/>
+            <w:vAlign w:val="top"/>
           </w:tcPr>
           <w:p>
             <w:r/>
@@ -1368,6 +1674,7 @@
         <w:tc>
           <w:tcPr>
             <w:tcW w:type="dxa" w:w="2880"/>
+            <w:vAlign w:val="top"/>
           </w:tcPr>
           <w:p>
             <w:r/>
@@ -1384,6 +1691,7 @@
         <w:tc>
           <w:tcPr>
             <w:tcW w:type="dxa" w:w="2880"/>
+            <w:vAlign w:val="top"/>
           </w:tcPr>
           <w:p>
             <w:r/>
@@ -1402,6 +1710,7 @@
         <w:tc>
           <w:tcPr>
             <w:tcW w:type="dxa" w:w="2880"/>
+            <w:vAlign w:val="top"/>
           </w:tcPr>
           <w:p>
             <w:r/>
@@ -1418,6 +1727,7 @@
         <w:tc>
           <w:tcPr>
             <w:tcW w:type="dxa" w:w="2880"/>
+            <w:vAlign w:val="top"/>
           </w:tcPr>
           <w:p>
             <w:r/>
@@ -1434,6 +1744,7 @@
         <w:tc>
           <w:tcPr>
             <w:tcW w:type="dxa" w:w="2880"/>
+            <w:vAlign w:val="top"/>
           </w:tcPr>
           <w:p>
             <w:r/>
@@ -1478,7 +1789,7 @@
           <w:b w:val="0"/>
           <w:sz w:val="20"/>
         </w:rPr>
-        <w:t>⚠️ 참고: 사내 가공은 제조업 내 도급이므로 건산법 하도급이 아닙니다. 원청이 하도급지킴이 등록을 요구하는 경우, "본건은 건설현장이 아닌 사내공장 가공 도급이므로 건산법 하도급 미해당"을 소명하시기 바랍니다.</w:t>
+        <w:t>⚠️ 참고: 사내 가공은 제조업 내 임가공이므로 건산법 하도급이 아닙니다. 원청이 하도급지킴이 등록을 요구하는 경우, "본건은 건설현장이 아닌 사내공장 임가공이므로 건산법 하도급 미해당"을 소명하시기 바랍니다.</w:t>
       </w:r>
     </w:p>
     <w:sectPr>

--- a/static/downloads/contract_A3.docx
+++ b/static/downloads/contract_A3.docx
@@ -177,6 +177,7 @@
         <w:tc>
           <w:tcPr>
             <w:tcW w:type="dxa" w:w="4320"/>
+            <w:vMerge w:val="restart"/>
             <w:vAlign w:val="top"/>
           </w:tcPr>
           <w:p>
@@ -216,6 +217,13 @@
         <w:tc>
           <w:tcPr>
             <w:tcW w:type="dxa" w:w="4320"/>
+            <w:vMerge/>
+          </w:tcPr>
+          <w:p/>
+        </w:tc>
+        <w:tc>
+          <w:tcPr>
+            <w:tcW w:type="dxa" w:w="4320"/>
             <w:vAlign w:val="top"/>
           </w:tcPr>
           <w:p>
@@ -230,14 +238,15 @@
             </w:r>
           </w:p>
         </w:tc>
+      </w:tr>
+      <w:tr>
         <w:tc>
           <w:tcPr>
             <w:tcW w:type="dxa" w:w="4320"/>
+            <w:vMerge/>
           </w:tcPr>
           <w:p/>
         </w:tc>
-      </w:tr>
-      <w:tr>
         <w:tc>
           <w:tcPr>
             <w:tcW w:type="dxa" w:w="4320"/>
@@ -254,12 +263,6 @@
               <w:t>일금 O O O O O원정 (합계: ₩O,OOO,OOO)</w:t>
             </w:r>
           </w:p>
-        </w:tc>
-        <w:tc>
-          <w:tcPr>
-            <w:tcW w:type="dxa" w:w="4320"/>
-          </w:tcPr>
-          <w:p/>
         </w:tc>
       </w:tr>
       <w:tr>
@@ -432,6 +435,34 @@
               <w:t>2) 사내가공(제조위탁) 일반조건 1부 (본 표지 이면 첨부)</w:t>
             </w:r>
           </w:p>
+        </w:tc>
+      </w:tr>
+      <w:tr>
+        <w:tc>
+          <w:tcPr>
+            <w:tcW w:type="dxa" w:w="4320"/>
+          </w:tcPr>
+          <w:p/>
+        </w:tc>
+        <w:tc>
+          <w:tcPr>
+            <w:tcW w:type="dxa" w:w="4320"/>
+          </w:tcPr>
+          <w:p/>
+        </w:tc>
+      </w:tr>
+      <w:tr>
+        <w:tc>
+          <w:tcPr>
+            <w:tcW w:type="dxa" w:w="4320"/>
+          </w:tcPr>
+          <w:p/>
+        </w:tc>
+        <w:tc>
+          <w:tcPr>
+            <w:tcW w:type="dxa" w:w="4320"/>
+          </w:tcPr>
+          <w:p/>
         </w:tc>
       </w:tr>
     </w:tbl>
